--- a/docs/templates/flowlens-sop-template.docx
+++ b/docs/templates/flowlens-sop-template.docx
@@ -4,30 +4,63 @@
   <w:body>
     <w:p>
       <w:pPr>
-        <w:pStyle w:val="Title"/>
+        <w:jc w:val="center"/>
       </w:pPr>
       <w:r>
+        <w:rPr>
+          <w:b/>
+          <w:sz w:val="40"/>
+        </w:rPr>
         <w:t>FlowLens Standard Operating Procedure</w:t>
       </w:r>
     </w:p>
     <w:p>
+      <w:pPr>
+        <w:jc w:val="center"/>
+      </w:pPr>
       <w:r>
-        <w:t>Document Title: {{ sop.title }}</w:t>
+        <w:rPr>
+          <w:i/>
+        </w:rPr>
+        <w:t>{{ sop.title }}</w:t>
+      </w:r>
+    </w:p>
+    <w:p/>
+    <w:p>
+      <w:pPr>
+        <w:jc w:val="center"/>
+      </w:pPr>
+      <w:r>
+        <w:t>Owner: {{ sop.owner_id }}  |  Session: {{ sop.session_id }}  |  Status: {{ sop.status }}</w:t>
+        <w:br/>
+        <w:t>Generated: {{ sop.generated_at }}  |  Diagram type: {{ sop.diagram_type }}</w:t>
+      </w:r>
+    </w:p>
+    <w:p/>
+    <w:p>
+      <w:pPr>
+        <w:pStyle w:val="IntenseQuote"/>
+      </w:pPr>
+      <w:r>
+        <w:t>This document captures the operating procedure from the reviewed walkthrough. Steps, controls, and screenshots reflect session evidence where available.</w:t>
       </w:r>
     </w:p>
     <w:p>
       <w:r>
-        <w:t>Generated At: {{ sop.generated_at }}</w:t>
+        <w:t>{% if sop.multi_process %}</w:t>
       </w:r>
     </w:p>
     <w:p>
       <w:r>
-        <w:t>Owner: {{ sop.owner_id }}</w:t>
+        <w:t>{% for block in sop.process_document_blocks %}</w:t>
       </w:r>
     </w:p>
     <w:p>
+      <w:pPr>
+        <w:pStyle w:val="Heading2"/>
+      </w:pPr>
       <w:r>
-        <w:t>Status: {{ sop.status }}</w:t>
+        <w:t>{{ block.process_title }}</w:t>
       </w:r>
     </w:p>
     <w:p>
@@ -35,38 +68,40 @@
         <w:pStyle w:val="Heading1"/>
       </w:pPr>
       <w:r>
-        <w:t>1. Purpose</w:t>
+        <w:t>Purpose</w:t>
       </w:r>
     </w:p>
     <w:p>
       <w:r>
-        <w:t>{{ sop.purpose }}</w:t>
+        <w:t>{{ block.purpose }}</w:t>
       </w:r>
     </w:p>
+    <w:p/>
     <w:p>
       <w:pPr>
         <w:pStyle w:val="Heading1"/>
       </w:pPr>
       <w:r>
-        <w:t>2. Scope</w:t>
+        <w:t>Scope</w:t>
       </w:r>
     </w:p>
     <w:p>
       <w:r>
-        <w:t>{{ sop.scope }}</w:t>
+        <w:t>{{ block.scope }}</w:t>
       </w:r>
     </w:p>
+    <w:p/>
     <w:p>
       <w:pPr>
         <w:pStyle w:val="Heading1"/>
       </w:pPr>
       <w:r>
-        <w:t>3. Responsibilities</w:t>
+        <w:t>Applications and systems</w:t>
       </w:r>
     </w:p>
     <w:p>
       <w:r>
-        <w:t>{% for item in sop.responsibilities %}</w:t>
+        <w:t>{% for app in block.applications %}</w:t>
       </w:r>
     </w:p>
     <w:p>
@@ -74,7 +109,7 @@
         <w:pStyle w:val="ListBullet"/>
       </w:pPr>
       <w:r>
-        <w:t>{{ item.role }}: {{ item.responsibility }}</w:t>
+        <w:t>{{ app }}</w:t>
       </w:r>
     </w:p>
     <w:p>
@@ -83,16 +118,35 @@
       </w:r>
     </w:p>
     <w:p>
+      <w:r>
+        <w:t>{% if not block.applications %}</w:t>
+      </w:r>
+    </w:p>
+    <w:p>
+      <w:pPr>
+        <w:pStyle w:val="IntenseQuote"/>
+      </w:pPr>
+      <w:r>
+        <w:t>No applications were recorded for this workflow section.</w:t>
+      </w:r>
+    </w:p>
+    <w:p>
+      <w:r>
+        <w:t>{% endif %}</w:t>
+      </w:r>
+    </w:p>
+    <w:p/>
+    <w:p>
       <w:pPr>
         <w:pStyle w:val="Heading1"/>
       </w:pPr>
       <w:r>
-        <w:t>4. Applications</w:t>
+        <w:t>Prerequisites</w:t>
       </w:r>
     </w:p>
     <w:p>
       <w:r>
-        <w:t>{% for application in sop.applications %}</w:t>
+        <w:t>{% for item in block.prerequisites %}</w:t>
       </w:r>
     </w:p>
     <w:p>
@@ -100,7 +154,147 @@
         <w:pStyle w:val="ListBullet"/>
       </w:pPr>
       <w:r>
-        <w:t>{{ application }}</w:t>
+        <w:t>{{ item }}</w:t>
+      </w:r>
+    </w:p>
+    <w:p>
+      <w:r>
+        <w:t>{% endfor %}</w:t>
+      </w:r>
+    </w:p>
+    <w:p/>
+    <w:p>
+      <w:pPr>
+        <w:pStyle w:val="Heading1"/>
+      </w:pPr>
+      <w:r>
+        <w:t>Roles and responsibilities</w:t>
+      </w:r>
+    </w:p>
+    <w:p>
+      <w:r>
+        <w:t>{% for row in block.responsibilities %}</w:t>
+      </w:r>
+    </w:p>
+    <w:p>
+      <w:r>
+        <w:t>{{ row.role }}: {{ row.responsibility }}</w:t>
+      </w:r>
+    </w:p>
+    <w:p>
+      <w:r>
+        <w:t>{% endfor %}</w:t>
+      </w:r>
+    </w:p>
+    <w:p/>
+    <w:p>
+      <w:pPr>
+        <w:pStyle w:val="Heading1"/>
+      </w:pPr>
+      <w:r>
+        <w:t>Control points and validation</w:t>
+      </w:r>
+    </w:p>
+    <w:p>
+      <w:r>
+        <w:t>{% for c in block.controls %}</w:t>
+      </w:r>
+    </w:p>
+    <w:p>
+      <w:pPr>
+        <w:pStyle w:val="ListBullet"/>
+      </w:pPr>
+      <w:r>
+        <w:t>{{ c }}</w:t>
+      </w:r>
+    </w:p>
+    <w:p>
+      <w:r>
+        <w:t>{% endfor %}</w:t>
+      </w:r>
+    </w:p>
+    <w:p/>
+    <w:p>
+      <w:pPr>
+        <w:pStyle w:val="Heading1"/>
+      </w:pPr>
+      <w:r>
+        <w:t>Expected outcomes</w:t>
+      </w:r>
+    </w:p>
+    <w:p>
+      <w:r>
+        <w:t>{% for e in block.expected_outcomes %}</w:t>
+      </w:r>
+    </w:p>
+    <w:p>
+      <w:pPr>
+        <w:pStyle w:val="ListBullet"/>
+      </w:pPr>
+      <w:r>
+        <w:t>{{ e }}</w:t>
+      </w:r>
+    </w:p>
+    <w:p>
+      <w:r>
+        <w:t>{% endfor %}</w:t>
+      </w:r>
+    </w:p>
+    <w:p/>
+    <w:p>
+      <w:pPr>
+        <w:pStyle w:val="Heading1"/>
+      </w:pPr>
+      <w:r>
+        <w:t>Procedure</w:t>
+      </w:r>
+    </w:p>
+    <w:p>
+      <w:r>
+        <w:t>{% for sec in block.procedure_sections %}</w:t>
+      </w:r>
+    </w:p>
+    <w:p>
+      <w:pPr>
+        <w:pStyle w:val="Heading2"/>
+      </w:pPr>
+      <w:r>
+        <w:t>{{ sec.title }}</w:t>
+      </w:r>
+    </w:p>
+    <w:p>
+      <w:r>
+        <w:t>{{ sec.summary }}</w:t>
+      </w:r>
+    </w:p>
+    <w:p>
+      <w:r>
+        <w:t>Objective: {{ sec.objective }}</w:t>
+      </w:r>
+    </w:p>
+    <w:p>
+      <w:r>
+        <w:t>{% for step in sec.steps %}</w:t>
+      </w:r>
+    </w:p>
+    <w:p>
+      <w:r>
+        <w:t>{{ step.step_number }}. {{ step.instruction }} ({{ step.system }})</w:t>
+      </w:r>
+    </w:p>
+    <w:p>
+      <w:r>
+        <w:t>{% if step.primary_screenshot_image %}</w:t>
+      </w:r>
+    </w:p>
+    <w:p>
+      <w:r>
+        <w:t>{{ step.primary_screenshot_image }}</w:t>
+      </w:r>
+    </w:p>
+    <w:p>
+      <w:r>
+        <w:t>{% endif %}</w:t>
       </w:r>
     </w:p>
     <w:p>
@@ -109,11 +303,170 @@
       </w:r>
     </w:p>
     <w:p>
+      <w:r>
+        <w:t>{% if sec.diagram_image %}</w:t>
+      </w:r>
+    </w:p>
+    <w:p>
+      <w:r>
+        <w:t>{{ sec.diagram_image }}</w:t>
+      </w:r>
+    </w:p>
+    <w:p>
+      <w:r>
+        <w:t>{% endif %}</w:t>
+      </w:r>
+    </w:p>
+    <w:p>
+      <w:r>
+        <w:t>{% endfor %}</w:t>
+      </w:r>
+    </w:p>
+    <w:p/>
+    <w:p>
       <w:pPr>
         <w:pStyle w:val="Heading1"/>
       </w:pPr>
       <w:r>
-        <w:t>5. Prerequisites</w:t>
+        <w:t>Supporting notes</w:t>
+      </w:r>
+    </w:p>
+    <w:p>
+      <w:r>
+        <w:t>{% for note in block.supporting_notes %}</w:t>
+      </w:r>
+    </w:p>
+    <w:p>
+      <w:pPr>
+        <w:pStyle w:val="ListBullet"/>
+      </w:pPr>
+      <w:r>
+        <w:t>{{ note.text }}</w:t>
+      </w:r>
+    </w:p>
+    <w:p>
+      <w:r>
+        <w:t>{% endfor %}</w:t>
+      </w:r>
+    </w:p>
+    <w:p/>
+    <w:p>
+      <w:pPr>
+        <w:pStyle w:val="Heading1"/>
+      </w:pPr>
+      <w:r>
+        <w:t>Evidence summary</w:t>
+      </w:r>
+    </w:p>
+    <w:p>
+      <w:r>
+        <w:t>Sections: {{ block.evidence_summary.workflow_sections }} · Steps: {{ block.evidence_summary.procedural_steps }} · Notes: {{ block.evidence_summary.supporting_notes }} · Screenshots: {{ block.evidence_summary.primary_screenshots }}</w:t>
+      </w:r>
+    </w:p>
+    <w:p>
+      <w:r>
+        <w:t>{% if not loop.last %}</w:t>
+      </w:r>
+    </w:p>
+    <w:p>
+      <w:r>
+        <w:t>────────────────────────────────────────</w:t>
+      </w:r>
+    </w:p>
+    <w:p>
+      <w:r>
+        <w:t>{% endif %}</w:t>
+      </w:r>
+    </w:p>
+    <w:p>
+      <w:r>
+        <w:t>{% endfor %}</w:t>
+      </w:r>
+    </w:p>
+    <w:p>
+      <w:r>
+        <w:t>{% else %}</w:t>
+      </w:r>
+    </w:p>
+    <w:p>
+      <w:pPr>
+        <w:pStyle w:val="Heading1"/>
+      </w:pPr>
+      <w:r>
+        <w:t>Purpose</w:t>
+      </w:r>
+    </w:p>
+    <w:p>
+      <w:r>
+        <w:t>{{ sop.purpose }}</w:t>
+      </w:r>
+    </w:p>
+    <w:p/>
+    <w:p>
+      <w:pPr>
+        <w:pStyle w:val="Heading1"/>
+      </w:pPr>
+      <w:r>
+        <w:t>Scope</w:t>
+      </w:r>
+    </w:p>
+    <w:p>
+      <w:r>
+        <w:t>{{ sop.scope }}</w:t>
+      </w:r>
+    </w:p>
+    <w:p/>
+    <w:p>
+      <w:pPr>
+        <w:pStyle w:val="Heading1"/>
+      </w:pPr>
+      <w:r>
+        <w:t>Applications and systems</w:t>
+      </w:r>
+    </w:p>
+    <w:p>
+      <w:r>
+        <w:t>{% for app in sop.applications %}</w:t>
+      </w:r>
+    </w:p>
+    <w:p>
+      <w:pPr>
+        <w:pStyle w:val="ListBullet"/>
+      </w:pPr>
+      <w:r>
+        <w:t>{{ app }}</w:t>
+      </w:r>
+    </w:p>
+    <w:p>
+      <w:r>
+        <w:t>{% endfor %}</w:t>
+      </w:r>
+    </w:p>
+    <w:p>
+      <w:r>
+        <w:t>{% if not sop.applications %}</w:t>
+      </w:r>
+    </w:p>
+    <w:p>
+      <w:pPr>
+        <w:pStyle w:val="IntenseQuote"/>
+      </w:pPr>
+      <w:r>
+        <w:t>No applications were recorded in the session evidence.</w:t>
+      </w:r>
+    </w:p>
+    <w:p>
+      <w:r>
+        <w:t>{% endif %}</w:t>
+      </w:r>
+    </w:p>
+    <w:p/>
+    <w:p>
+      <w:pPr>
+        <w:pStyle w:val="Heading1"/>
+      </w:pPr>
+      <w:r>
+        <w:t>Prerequisites</w:t>
       </w:r>
     </w:p>
     <w:p>
@@ -134,17 +487,42 @@
         <w:t>{% endfor %}</w:t>
       </w:r>
     </w:p>
+    <w:p/>
     <w:p>
       <w:pPr>
         <w:pStyle w:val="Heading1"/>
       </w:pPr>
       <w:r>
-        <w:t>6. Control Requirements</w:t>
+        <w:t>Roles and responsibilities</w:t>
       </w:r>
     </w:p>
     <w:p>
       <w:r>
-        <w:t>{% for item in sop.controls %}</w:t>
+        <w:t>{% for row in sop.responsibilities %}</w:t>
+      </w:r>
+    </w:p>
+    <w:p>
+      <w:r>
+        <w:t>{{ row.role }}: {{ row.responsibility }}</w:t>
+      </w:r>
+    </w:p>
+    <w:p>
+      <w:r>
+        <w:t>{% endfor %}</w:t>
+      </w:r>
+    </w:p>
+    <w:p/>
+    <w:p>
+      <w:pPr>
+        <w:pStyle w:val="Heading1"/>
+      </w:pPr>
+      <w:r>
+        <w:t>Control points and validation</w:t>
+      </w:r>
+    </w:p>
+    <w:p>
+      <w:r>
+        <w:t>{% for c in sop.controls %}</w:t>
       </w:r>
     </w:p>
     <w:p>
@@ -152,7 +530,7 @@
         <w:pStyle w:val="ListBullet"/>
       </w:pPr>
       <w:r>
-        <w:t>{{ item }}</w:t>
+        <w:t>{{ c }}</w:t>
       </w:r>
     </w:p>
     <w:p>
@@ -160,17 +538,45 @@
         <w:t>{% endfor %}</w:t>
       </w:r>
     </w:p>
+    <w:p/>
     <w:p>
       <w:pPr>
         <w:pStyle w:val="Heading1"/>
       </w:pPr>
       <w:r>
-        <w:t>7. Procedure</w:t>
+        <w:t>Expected outcomes</w:t>
       </w:r>
     </w:p>
     <w:p>
       <w:r>
-        <w:t>{% for section in sop.procedure_sections %}</w:t>
+        <w:t>{% for e in sop.expected_outcomes %}</w:t>
+      </w:r>
+    </w:p>
+    <w:p>
+      <w:pPr>
+        <w:pStyle w:val="ListBullet"/>
+      </w:pPr>
+      <w:r>
+        <w:t>{{ e }}</w:t>
+      </w:r>
+    </w:p>
+    <w:p>
+      <w:r>
+        <w:t>{% endfor %}</w:t>
+      </w:r>
+    </w:p>
+    <w:p/>
+    <w:p>
+      <w:pPr>
+        <w:pStyle w:val="Heading1"/>
+      </w:pPr>
+      <w:r>
+        <w:t>Procedure</w:t>
+      </w:r>
+    </w:p>
+    <w:p>
+      <w:r>
+        <w:t>{% for sec in sop.procedure_sections %}</w:t>
       </w:r>
     </w:p>
     <w:p>
@@ -178,50 +584,42 @@
         <w:pStyle w:val="Heading2"/>
       </w:pPr>
       <w:r>
-        <w:t>{{ section.title }}</w:t>
+        <w:t>{{ sec.title }}</w:t>
       </w:r>
     </w:p>
     <w:p>
       <w:r>
-        <w:t>Objective: {{ section.objective }}</w:t>
+        <w:t>{{ sec.summary }}</w:t>
       </w:r>
     </w:p>
     <w:p>
       <w:r>
-        <w:t>{{ section.summary }}</w:t>
+        <w:t>Objective: {{ sec.objective }}</w:t>
       </w:r>
     </w:p>
     <w:p>
       <w:r>
-        <w:t>{% for step in section.steps %}</w:t>
-      </w:r>
-    </w:p>
-    <w:p>
-      <w:pPr>
-        <w:pStyle w:val="ListNumber"/>
-      </w:pPr>
-      <w:r>
-        <w:t>Step {{ step.step_number }}. {{ step.instruction }}</w:t>
+        <w:t>{% for step in sec.steps %}</w:t>
       </w:r>
     </w:p>
     <w:p>
       <w:r>
-        <w:t>{% if step.system %}System: {{ step.system }}{% endif %}</w:t>
+        <w:t>{{ step.step_number }}. {{ step.instruction }} ({{ step.system }})</w:t>
       </w:r>
     </w:p>
     <w:p>
       <w:r>
-        <w:t>{% if step.source_data_note %}Source data: {{ step.source_data_note }}{% endif %}</w:t>
+        <w:t>{% if step.primary_screenshot_image %}</w:t>
       </w:r>
     </w:p>
     <w:p>
       <w:r>
-        <w:t>{% if step.evidence_window %}Evidence window: {{ step.evidence_window }}{% endif %}</w:t>
+        <w:t>{{ step.primary_screenshot_image }}</w:t>
       </w:r>
     </w:p>
     <w:p>
       <w:r>
-        <w:t>{% if step.has_primary_screenshot %}{{ step.primary_screenshot_image }}{% endif %}</w:t>
+        <w:t>{% endif %}</w:t>
       </w:r>
     </w:p>
     <w:p>
@@ -231,30 +629,12 @@
     </w:p>
     <w:p>
       <w:r>
-        <w:t>{% if section.controls %}</w:t>
+        <w:t>{% if sec.diagram_image %}</w:t>
       </w:r>
     </w:p>
     <w:p>
       <w:r>
-        <w:t>Section-specific controls:</w:t>
-      </w:r>
-    </w:p>
-    <w:p>
-      <w:r>
-        <w:t>{% for control in section.controls %}</w:t>
-      </w:r>
-    </w:p>
-    <w:p>
-      <w:pPr>
-        <w:pStyle w:val="ListBullet2"/>
-      </w:pPr>
-      <w:r>
-        <w:t>{{ control }}</w:t>
-      </w:r>
-    </w:p>
-    <w:p>
-      <w:r>
-        <w:t>{% endfor %}</w:t>
+        <w:t>{{ sec.diagram_image }}</w:t>
       </w:r>
     </w:p>
     <w:p>
@@ -264,12 +644,29 @@
     </w:p>
     <w:p>
       <w:r>
-        <w:t>{% if section.diagram_rendered %}{{ section.diagram_image }}{% endif %}</w:t>
+        <w:t>{% endfor %}</w:t>
+      </w:r>
+    </w:p>
+    <w:p/>
+    <w:p>
+      <w:pPr>
+        <w:pStyle w:val="Heading1"/>
+      </w:pPr>
+      <w:r>
+        <w:t>Supporting notes</w:t>
       </w:r>
     </w:p>
     <w:p>
       <w:r>
-        <w:br w:type="page"/>
+        <w:t>{% for note in sop.supporting_notes %}</w:t>
+      </w:r>
+    </w:p>
+    <w:p>
+      <w:pPr>
+        <w:pStyle w:val="ListBullet"/>
+      </w:pPr>
+      <w:r>
+        <w:t>{{ note.text }}</w:t>
       </w:r>
     </w:p>
     <w:p>
@@ -277,58 +674,23 @@
         <w:t>{% endfor %}</w:t>
       </w:r>
     </w:p>
+    <w:p/>
     <w:p>
       <w:pPr>
         <w:pStyle w:val="Heading1"/>
       </w:pPr>
       <w:r>
-        <w:t>8. Expected Outcomes</w:t>
+        <w:t>Evidence summary</w:t>
       </w:r>
     </w:p>
     <w:p>
       <w:r>
-        <w:t>{% for item in sop.expected_outcomes %}</w:t>
-      </w:r>
-    </w:p>
-    <w:p>
-      <w:pPr>
-        <w:pStyle w:val="ListBullet"/>
-      </w:pPr>
-      <w:r>
-        <w:t>{{ item }}</w:t>
+        <w:t>Sections: {{ sop.evidence_summary.workflow_sections }} · Steps: {{ sop.evidence_summary.procedural_steps }} · Notes: {{ sop.evidence_summary.supporting_notes }} · Screenshots: {{ sop.evidence_summary.primary_screenshots }}</w:t>
       </w:r>
     </w:p>
     <w:p>
       <w:r>
-        <w:t>{% endfor %}</w:t>
-      </w:r>
-    </w:p>
-    <w:p>
-      <w:pPr>
-        <w:pStyle w:val="Heading1"/>
-      </w:pPr>
-      <w:r>
-        <w:t>9. Evidence Summary</w:t>
-      </w:r>
-    </w:p>
-    <w:p>
-      <w:r>
-        <w:t>Workflow sections: {{ sop.evidence_summary.workflow_sections }}</w:t>
-      </w:r>
-    </w:p>
-    <w:p>
-      <w:r>
-        <w:t>Procedural steps: {{ sop.evidence_summary.procedural_steps }}</w:t>
-      </w:r>
-    </w:p>
-    <w:p>
-      <w:r>
-        <w:t>Supporting notes: {{ sop.evidence_summary.supporting_notes }}</w:t>
-      </w:r>
-    </w:p>
-    <w:p>
-      <w:r>
-        <w:t>Primary screenshots: {{ sop.evidence_summary.primary_screenshots }}</w:t>
+        <w:t>{% endif %}</w:t>
       </w:r>
     </w:p>
     <w:sectPr>
